--- a/examples/10-template-to-document/from-template-report.docx
+++ b/examples/10-template-to-document/from-template-report.docx
@@ -4,7 +4,7 @@
   <w:body>
     <w:p>
       <w:pPr>
-        <w:pStyle w:val="Titolo"/>
+        <w:pStyle w:val="Title"/>
       </w:pPr>
       <w:r>
         <w:t>Q3 Financial Report</w:t>
@@ -12,7 +12,7 @@
     </w:p>
     <w:p>
       <w:pPr>
-        <w:pStyle w:val="Sottotitolo"/>
+        <w:pStyle w:val="Subtitle"/>
       </w:pPr>
       <w:r>
         <w:t>Prepared by the Finance Team</w:t>
@@ -20,7 +20,7 @@
     </w:p>
     <w:p>
       <w:pPr>
-        <w:pStyle w:val="Titolo1"/>
+        <w:pStyle w:val="Heading1"/>
       </w:pPr>
       <w:r>
         <w:t>Executive Summary</w:t>
@@ -33,23 +33,10 @@
     </w:p>
     <w:p>
       <w:pPr>
-        <w:pStyle w:val="Titolo1"/>
+        <w:pStyle w:val="Heading1"/>
       </w:pPr>
       <w:r>
         <w:t>Key Metrics</w:t>
-      </w:r>
-    </w:p>
-    <w:p>
-      <w:pPr>
-        <w:pStyle w:val="Titolo2"/>
-      </w:pPr>
-      <w:r>
-        <w:t>Regional Breakdown</w:t>
-      </w:r>
-    </w:p>
-    <w:p>
-      <w:r>
-        <w:t>North America contributed 52% of revenue (up from 48%), EMEA 30%, and APAC 18%.</w:t>
       </w:r>
     </w:p>
     <w:tbl>
@@ -211,6 +198,19 @@
         </w:tc>
       </w:tr>
     </w:tbl>
+    <w:p>
+      <w:pPr>
+        <w:pStyle w:val="Heading2"/>
+      </w:pPr>
+      <w:r>
+        <w:t>Regional Breakdown</w:t>
+      </w:r>
+    </w:p>
+    <w:p>
+      <w:r>
+        <w:t>North America contributed 52% of revenue (up from 48%), EMEA 30%, and APAC 18%.</w:t>
+      </w:r>
+    </w:p>
     <w:sectPr>
       <w:pgSz w:w="12240" w:h="15840"/>
       <w:pgMar w:top="1440" w:right="1440" w:bottom="1440" w:left="1440"/>
@@ -612,7 +612,7 @@
     <w:lsdException w:name="Smart Hyperlink" w:semiHidden="1" w:unhideWhenUsed="1"/>
     <w:lsdException w:name="Smart Link" w:semiHidden="1" w:unhideWhenUsed="1"/>
   </w:latentStyles>
-  <w:style w:type="paragraph" w:default="1" w:styleId="Normale">
+  <w:style w:type="paragraph" w:default="1" w:styleId="Normal">
     <w:name w:val="Normal"/>
     <w:qFormat/>
     <w:rsid w:val="008721DF"/>
@@ -620,11 +620,11 @@
       <w:rFonts w:ascii="Helvetica" w:hAnsi="Helvetica"/>
     </w:rPr>
   </w:style>
-  <w:style w:type="paragraph" w:styleId="Titolo1">
+  <w:style w:type="paragraph" w:styleId="Heading1">
     <w:name w:val="heading 1"/>
-    <w:basedOn w:val="Normale"/>
-    <w:next w:val="Normale"/>
-    <w:link w:val="Titolo1Carattere"/>
+    <w:basedOn w:val="Normal"/>
+    <w:next w:val="Normal"/>
+    <w:link w:val="Heading1Char"/>
     <w:uiPriority w:val="9"/>
     <w:qFormat/>
     <w:rsid w:val="00001D83"/>
@@ -641,11 +641,11 @@
       <w:szCs w:val="40"/>
     </w:rPr>
   </w:style>
-  <w:style w:type="paragraph" w:styleId="Titolo2">
+  <w:style w:type="paragraph" w:styleId="Heading2">
     <w:name w:val="heading 2"/>
-    <w:basedOn w:val="Normale"/>
-    <w:next w:val="Normale"/>
-    <w:link w:val="Titolo2Carattere"/>
+    <w:basedOn w:val="Normal"/>
+    <w:next w:val="Normal"/>
+    <w:link w:val="Heading2Char"/>
     <w:uiPriority w:val="9"/>
     <w:unhideWhenUsed/>
     <w:qFormat/>
@@ -663,11 +663,11 @@
       <w:szCs w:val="32"/>
     </w:rPr>
   </w:style>
-  <w:style w:type="paragraph" w:styleId="Titolo3">
+  <w:style w:type="paragraph" w:styleId="Heading3">
     <w:name w:val="heading 3"/>
-    <w:basedOn w:val="Normale"/>
-    <w:next w:val="Normale"/>
-    <w:link w:val="Titolo3Carattere"/>
+    <w:basedOn w:val="Normal"/>
+    <w:next w:val="Normal"/>
+    <w:link w:val="Heading3Char"/>
     <w:uiPriority w:val="9"/>
     <w:unhideWhenUsed/>
     <w:qFormat/>
@@ -685,11 +685,11 @@
       <w:szCs w:val="28"/>
     </w:rPr>
   </w:style>
-  <w:style w:type="paragraph" w:styleId="Titolo4">
+  <w:style w:type="paragraph" w:styleId="Heading4">
     <w:name w:val="heading 4"/>
-    <w:basedOn w:val="Normale"/>
-    <w:next w:val="Normale"/>
-    <w:link w:val="Titolo4Carattere"/>
+    <w:basedOn w:val="Normal"/>
+    <w:next w:val="Normal"/>
+    <w:link w:val="Heading4Char"/>
     <w:uiPriority w:val="9"/>
     <w:unhideWhenUsed/>
     <w:qFormat/>
@@ -707,11 +707,11 @@
       <w:color w:val="0F4761" w:themeColor="accent1" w:themeShade="BF"/>
     </w:rPr>
   </w:style>
-  <w:style w:type="paragraph" w:styleId="Titolo5">
+  <w:style w:type="paragraph" w:styleId="Heading5">
     <w:name w:val="heading 5"/>
-    <w:basedOn w:val="Normale"/>
-    <w:next w:val="Normale"/>
-    <w:link w:val="Titolo5Carattere"/>
+    <w:basedOn w:val="Normal"/>
+    <w:next w:val="Normal"/>
+    <w:link w:val="Heading5Char"/>
     <w:uiPriority w:val="9"/>
     <w:semiHidden/>
     <w:unhideWhenUsed/>
@@ -728,11 +728,11 @@
       <w:color w:val="0F4761" w:themeColor="accent1" w:themeShade="BF"/>
     </w:rPr>
   </w:style>
-  <w:style w:type="paragraph" w:styleId="Titolo6">
+  <w:style w:type="paragraph" w:styleId="Heading6">
     <w:name w:val="heading 6"/>
-    <w:basedOn w:val="Normale"/>
-    <w:next w:val="Normale"/>
-    <w:link w:val="Titolo6Carattere"/>
+    <w:basedOn w:val="Normal"/>
+    <w:next w:val="Normal"/>
+    <w:link w:val="Heading6Char"/>
     <w:uiPriority w:val="9"/>
     <w:semiHidden/>
     <w:unhideWhenUsed/>
@@ -751,11 +751,11 @@
       <w:color w:val="595959" w:themeColor="text1" w:themeTint="A6"/>
     </w:rPr>
   </w:style>
-  <w:style w:type="paragraph" w:styleId="Titolo7">
+  <w:style w:type="paragraph" w:styleId="Heading7">
     <w:name w:val="heading 7"/>
-    <w:basedOn w:val="Normale"/>
-    <w:next w:val="Normale"/>
-    <w:link w:val="Titolo7Carattere"/>
+    <w:basedOn w:val="Normal"/>
+    <w:next w:val="Normal"/>
+    <w:link w:val="Heading7Char"/>
     <w:uiPriority w:val="9"/>
     <w:semiHidden/>
     <w:unhideWhenUsed/>
@@ -772,11 +772,11 @@
       <w:color w:val="595959" w:themeColor="text1" w:themeTint="A6"/>
     </w:rPr>
   </w:style>
-  <w:style w:type="paragraph" w:styleId="Titolo8">
+  <w:style w:type="paragraph" w:styleId="Heading8">
     <w:name w:val="heading 8"/>
-    <w:basedOn w:val="Normale"/>
-    <w:next w:val="Normale"/>
-    <w:link w:val="Titolo8Carattere"/>
+    <w:basedOn w:val="Normal"/>
+    <w:next w:val="Normal"/>
+    <w:link w:val="Heading8Char"/>
     <w:uiPriority w:val="9"/>
     <w:semiHidden/>
     <w:unhideWhenUsed/>
@@ -794,11 +794,11 @@
       <w:color w:val="272727" w:themeColor="text1" w:themeTint="D8"/>
     </w:rPr>
   </w:style>
-  <w:style w:type="paragraph" w:styleId="Titolo9">
+  <w:style w:type="paragraph" w:styleId="Heading9">
     <w:name w:val="heading 9"/>
-    <w:basedOn w:val="Normale"/>
-    <w:next w:val="Normale"/>
-    <w:link w:val="Titolo9Carattere"/>
+    <w:basedOn w:val="Normal"/>
+    <w:next w:val="Normal"/>
+    <w:link w:val="Heading9Char"/>
     <w:uiPriority w:val="9"/>
     <w:semiHidden/>
     <w:unhideWhenUsed/>
@@ -814,13 +814,13 @@
       <w:color w:val="272727" w:themeColor="text1" w:themeTint="D8"/>
     </w:rPr>
   </w:style>
-  <w:style w:type="character" w:default="1" w:styleId="Carpredefinitoparagrafo">
+  <w:style w:type="character" w:default="1" w:styleId="DefaultParagraphFont">
     <w:name w:val="Default Paragraph Font"/>
     <w:uiPriority w:val="1"/>
     <w:semiHidden/>
     <w:unhideWhenUsed/>
   </w:style>
-  <w:style w:type="table" w:default="1" w:styleId="Tabellanormale">
+  <w:style w:type="table" w:default="1" w:styleId="TableNormal">
     <w:name w:val="Normal Table"/>
     <w:uiPriority w:val="99"/>
     <w:semiHidden/>
@@ -835,16 +835,16 @@
       </w:tblCellMar>
     </w:tblPr>
   </w:style>
-  <w:style w:type="numbering" w:default="1" w:styleId="Nessunelenco">
+  <w:style w:type="numbering" w:default="1" w:styleId="NoList">
     <w:name w:val="No List"/>
     <w:uiPriority w:val="99"/>
     <w:semiHidden/>
     <w:unhideWhenUsed/>
   </w:style>
-  <w:style w:type="character" w:customStyle="1" w:styleId="Titolo1Carattere">
+  <w:style w:type="character" w:customStyle="1" w:styleId="Heading1Char">
     <w:name w:val="Titolo 1 Carattere"/>
-    <w:basedOn w:val="Carpredefinitoparagrafo"/>
-    <w:link w:val="Titolo1"/>
+    <w:basedOn w:val="DefaultParagraphFont"/>
+    <w:link w:val="Heading1"/>
     <w:uiPriority w:val="9"/>
     <w:rsid w:val="00001D83"/>
     <w:rPr>
@@ -854,10 +854,10 @@
       <w:szCs w:val="40"/>
     </w:rPr>
   </w:style>
-  <w:style w:type="character" w:customStyle="1" w:styleId="Titolo2Carattere">
+  <w:style w:type="character" w:customStyle="1" w:styleId="Heading2Char">
     <w:name w:val="Titolo 2 Carattere"/>
-    <w:basedOn w:val="Carpredefinitoparagrafo"/>
-    <w:link w:val="Titolo2"/>
+    <w:basedOn w:val="DefaultParagraphFont"/>
+    <w:link w:val="Heading2"/>
     <w:uiPriority w:val="9"/>
     <w:rsid w:val="00001D83"/>
     <w:rPr>
@@ -867,10 +867,10 @@
       <w:szCs w:val="32"/>
     </w:rPr>
   </w:style>
-  <w:style w:type="character" w:customStyle="1" w:styleId="Titolo3Carattere">
+  <w:style w:type="character" w:customStyle="1" w:styleId="Heading3Char">
     <w:name w:val="Titolo 3 Carattere"/>
-    <w:basedOn w:val="Carpredefinitoparagrafo"/>
-    <w:link w:val="Titolo3"/>
+    <w:basedOn w:val="DefaultParagraphFont"/>
+    <w:link w:val="Heading3"/>
     <w:uiPriority w:val="9"/>
     <w:rsid w:val="00001D83"/>
     <w:rPr>
@@ -880,10 +880,10 @@
       <w:szCs w:val="28"/>
     </w:rPr>
   </w:style>
-  <w:style w:type="character" w:customStyle="1" w:styleId="Titolo4Carattere">
+  <w:style w:type="character" w:customStyle="1" w:styleId="Heading4Char">
     <w:name w:val="Titolo 4 Carattere"/>
-    <w:basedOn w:val="Carpredefinitoparagrafo"/>
-    <w:link w:val="Titolo4"/>
+    <w:basedOn w:val="DefaultParagraphFont"/>
+    <w:link w:val="Heading4"/>
     <w:uiPriority w:val="9"/>
     <w:rsid w:val="00001D83"/>
     <w:rPr>
@@ -893,10 +893,10 @@
       <w:color w:val="0F4761" w:themeColor="accent1" w:themeShade="BF"/>
     </w:rPr>
   </w:style>
-  <w:style w:type="character" w:customStyle="1" w:styleId="Titolo5Carattere">
+  <w:style w:type="character" w:customStyle="1" w:styleId="Heading5Char">
     <w:name w:val="Titolo 5 Carattere"/>
-    <w:basedOn w:val="Carpredefinitoparagrafo"/>
-    <w:link w:val="Titolo5"/>
+    <w:basedOn w:val="DefaultParagraphFont"/>
+    <w:link w:val="Heading5"/>
     <w:uiPriority w:val="9"/>
     <w:semiHidden/>
     <w:rsid w:val="00001D83"/>
@@ -905,10 +905,10 @@
       <w:color w:val="0F4761" w:themeColor="accent1" w:themeShade="BF"/>
     </w:rPr>
   </w:style>
-  <w:style w:type="character" w:customStyle="1" w:styleId="Titolo6Carattere">
+  <w:style w:type="character" w:customStyle="1" w:styleId="Heading6Char">
     <w:name w:val="Titolo 6 Carattere"/>
-    <w:basedOn w:val="Carpredefinitoparagrafo"/>
-    <w:link w:val="Titolo6"/>
+    <w:basedOn w:val="DefaultParagraphFont"/>
+    <w:link w:val="Heading6"/>
     <w:uiPriority w:val="9"/>
     <w:semiHidden/>
     <w:rsid w:val="00001D83"/>
@@ -919,10 +919,10 @@
       <w:color w:val="595959" w:themeColor="text1" w:themeTint="A6"/>
     </w:rPr>
   </w:style>
-  <w:style w:type="character" w:customStyle="1" w:styleId="Titolo7Carattere">
+  <w:style w:type="character" w:customStyle="1" w:styleId="Heading7Char">
     <w:name w:val="Titolo 7 Carattere"/>
-    <w:basedOn w:val="Carpredefinitoparagrafo"/>
-    <w:link w:val="Titolo7"/>
+    <w:basedOn w:val="DefaultParagraphFont"/>
+    <w:link w:val="Heading7"/>
     <w:uiPriority w:val="9"/>
     <w:semiHidden/>
     <w:rsid w:val="00001D83"/>
@@ -931,10 +931,10 @@
       <w:color w:val="595959" w:themeColor="text1" w:themeTint="A6"/>
     </w:rPr>
   </w:style>
-  <w:style w:type="character" w:customStyle="1" w:styleId="Titolo8Carattere">
+  <w:style w:type="character" w:customStyle="1" w:styleId="Heading8Char">
     <w:name w:val="Titolo 8 Carattere"/>
-    <w:basedOn w:val="Carpredefinitoparagrafo"/>
-    <w:link w:val="Titolo8"/>
+    <w:basedOn w:val="DefaultParagraphFont"/>
+    <w:link w:val="Heading8"/>
     <w:uiPriority w:val="9"/>
     <w:semiHidden/>
     <w:rsid w:val="00001D83"/>
@@ -945,10 +945,10 @@
       <w:color w:val="272727" w:themeColor="text1" w:themeTint="D8"/>
     </w:rPr>
   </w:style>
-  <w:style w:type="character" w:customStyle="1" w:styleId="Titolo9Carattere">
+  <w:style w:type="character" w:customStyle="1" w:styleId="Heading9Char">
     <w:name w:val="Titolo 9 Carattere"/>
-    <w:basedOn w:val="Carpredefinitoparagrafo"/>
-    <w:link w:val="Titolo9"/>
+    <w:basedOn w:val="DefaultParagraphFont"/>
+    <w:link w:val="Heading9"/>
     <w:uiPriority w:val="9"/>
     <w:semiHidden/>
     <w:rsid w:val="00001D83"/>
@@ -957,11 +957,11 @@
       <w:color w:val="272727" w:themeColor="text1" w:themeTint="D8"/>
     </w:rPr>
   </w:style>
-  <w:style w:type="paragraph" w:styleId="Titolo">
+  <w:style w:type="paragraph" w:styleId="Title">
     <w:name w:val="Title"/>
-    <w:basedOn w:val="Normale"/>
-    <w:next w:val="Normale"/>
-    <w:link w:val="TitoloCarattere"/>
+    <w:basedOn w:val="Normal"/>
+    <w:next w:val="Normal"/>
+    <w:link w:val="TitleChar"/>
     <w:uiPriority w:val="10"/>
     <w:qFormat/>
     <w:rsid w:val="008721DF"/>
@@ -978,10 +978,10 @@
       <w:szCs w:val="56"/>
     </w:rPr>
   </w:style>
-  <w:style w:type="character" w:customStyle="1" w:styleId="TitoloCarattere">
+  <w:style w:type="character" w:customStyle="1" w:styleId="TitleChar">
     <w:name w:val="Titolo Carattere"/>
-    <w:basedOn w:val="Carpredefinitoparagrafo"/>
-    <w:link w:val="Titolo"/>
+    <w:basedOn w:val="DefaultParagraphFont"/>
+    <w:link w:val="Title"/>
     <w:uiPriority w:val="10"/>
     <w:rsid w:val="008721DF"/>
     <w:rPr>
@@ -993,11 +993,11 @@
       <w:szCs w:val="56"/>
     </w:rPr>
   </w:style>
-  <w:style w:type="paragraph" w:styleId="Sottotitolo">
+  <w:style w:type="paragraph" w:styleId="Subtitle">
     <w:name w:val="Subtitle"/>
-    <w:basedOn w:val="Normale"/>
-    <w:next w:val="Normale"/>
-    <w:link w:val="SottotitoloCarattere"/>
+    <w:basedOn w:val="Normal"/>
+    <w:next w:val="Normal"/>
+    <w:link w:val="SubtitleChar"/>
     <w:uiPriority w:val="11"/>
     <w:qFormat/>
     <w:rsid w:val="008721DF"/>
@@ -1015,10 +1015,10 @@
       <w:szCs w:val="28"/>
     </w:rPr>
   </w:style>
-  <w:style w:type="character" w:customStyle="1" w:styleId="SottotitoloCarattere">
+  <w:style w:type="character" w:customStyle="1" w:styleId="SubtitleChar">
     <w:name w:val="Sottotitolo Carattere"/>
-    <w:basedOn w:val="Carpredefinitoparagrafo"/>
-    <w:link w:val="Sottotitolo"/>
+    <w:basedOn w:val="DefaultParagraphFont"/>
+    <w:link w:val="Subtitle"/>
     <w:uiPriority w:val="11"/>
     <w:rsid w:val="008721DF"/>
     <w:rPr>
@@ -1029,11 +1029,11 @@
       <w:szCs w:val="28"/>
     </w:rPr>
   </w:style>
-  <w:style w:type="paragraph" w:styleId="Citazione">
+  <w:style w:type="paragraph" w:styleId="Quote">
     <w:name w:val="Quote"/>
-    <w:basedOn w:val="Normale"/>
-    <w:next w:val="Normale"/>
-    <w:link w:val="CitazioneCarattere"/>
+    <w:basedOn w:val="Normal"/>
+    <w:next w:val="Normal"/>
+    <w:link w:val="QuoteChar"/>
     <w:uiPriority w:val="29"/>
     <w:qFormat/>
     <w:rsid w:val="00001D83"/>
@@ -1047,10 +1047,10 @@
       <w:color w:val="404040" w:themeColor="text1" w:themeTint="BF"/>
     </w:rPr>
   </w:style>
-  <w:style w:type="character" w:customStyle="1" w:styleId="CitazioneCarattere">
+  <w:style w:type="character" w:customStyle="1" w:styleId="QuoteChar">
     <w:name w:val="Citazione Carattere"/>
-    <w:basedOn w:val="Carpredefinitoparagrafo"/>
-    <w:link w:val="Citazione"/>
+    <w:basedOn w:val="DefaultParagraphFont"/>
+    <w:link w:val="Quote"/>
     <w:uiPriority w:val="29"/>
     <w:rsid w:val="00001D83"/>
     <w:rPr>
@@ -1059,9 +1059,9 @@
       <w:color w:val="404040" w:themeColor="text1" w:themeTint="BF"/>
     </w:rPr>
   </w:style>
-  <w:style w:type="paragraph" w:styleId="Paragrafoelenco">
+  <w:style w:type="paragraph" w:styleId="ListParagraph">
     <w:name w:val="List Paragraph"/>
-    <w:basedOn w:val="Normale"/>
+    <w:basedOn w:val="Normal"/>
     <w:uiPriority w:val="34"/>
     <w:qFormat/>
     <w:rsid w:val="00001D83"/>
@@ -1070,9 +1070,9 @@
       <w:contextualSpacing/>
     </w:pPr>
   </w:style>
-  <w:style w:type="character" w:styleId="Enfasiintensa">
+  <w:style w:type="character" w:styleId="IntenseEmphasis">
     <w:name w:val="Intense Emphasis"/>
-    <w:basedOn w:val="Carpredefinitoparagrafo"/>
+    <w:basedOn w:val="DefaultParagraphFont"/>
     <w:uiPriority w:val="21"/>
     <w:qFormat/>
     <w:rsid w:val="00001D83"/>
@@ -1082,11 +1082,11 @@
       <w:color w:val="0F4761" w:themeColor="accent1" w:themeShade="BF"/>
     </w:rPr>
   </w:style>
-  <w:style w:type="paragraph" w:styleId="Citazioneintensa">
+  <w:style w:type="paragraph" w:styleId="IntenseQuote">
     <w:name w:val="Intense Quote"/>
-    <w:basedOn w:val="Normale"/>
-    <w:next w:val="Normale"/>
-    <w:link w:val="CitazioneintensaCarattere"/>
+    <w:basedOn w:val="Normal"/>
+    <w:next w:val="Normal"/>
+    <w:link w:val="IntenseQuoteChar"/>
     <w:uiPriority w:val="30"/>
     <w:qFormat/>
     <w:rsid w:val="00001D83"/>
@@ -1105,10 +1105,10 @@
       <w:color w:val="0F4761" w:themeColor="accent1" w:themeShade="BF"/>
     </w:rPr>
   </w:style>
-  <w:style w:type="character" w:customStyle="1" w:styleId="CitazioneintensaCarattere">
+  <w:style w:type="character" w:customStyle="1" w:styleId="IntenseQuoteChar">
     <w:name w:val="Citazione intensa Carattere"/>
-    <w:basedOn w:val="Carpredefinitoparagrafo"/>
-    <w:link w:val="Citazioneintensa"/>
+    <w:basedOn w:val="DefaultParagraphFont"/>
+    <w:link w:val="IntenseQuote"/>
     <w:uiPriority w:val="30"/>
     <w:rsid w:val="00001D83"/>
     <w:rPr>
@@ -1117,9 +1117,9 @@
       <w:color w:val="0F4761" w:themeColor="accent1" w:themeShade="BF"/>
     </w:rPr>
   </w:style>
-  <w:style w:type="character" w:styleId="Riferimentointenso">
+  <w:style w:type="character" w:styleId="IntenseReference">
     <w:name w:val="Intense Reference"/>
-    <w:basedOn w:val="Carpredefinitoparagrafo"/>
+    <w:basedOn w:val="DefaultParagraphFont"/>
     <w:uiPriority w:val="32"/>
     <w:qFormat/>
     <w:rsid w:val="00001D83"/>
